--- a/documents/初三/2012届-上海市虹口区-初三二模数学-试卷及参考答案/word/normalized.docx
+++ b/documents/初三/2012届-上海市虹口区-初三二模数学-试卷及参考答案/word/normalized.docx
@@ -8,30 +8,123 @@
         <w:spacing w:lineRule="auto" w:line="360"/>
         <w:ind w:hangingChars="130" w:startChars="0" w:start="0" w:endChars="0" w:end="0"/>
         <w:jc w:val="center"/>
-        <w:rPr>
-          <w:rFonts w:ascii="Times New Roman" w:hAnsi="Times New Roman" w:eastAsia="新宋体" w:cs="Times New Roman" w:hint="eastAsia"/>
+        <w:rPr/>
+      </w:pPr>
+      <w:r>
+        <w:rPr>
+          <w:rFonts w:eastAsia="新宋体" w:cs="Times New Roman" w:hint="eastAsia" w:ascii="Times New Roman" w:hAnsi="Times New Roman"/>
           <w:b/>
           <w:sz w:val="30"/>
           <w:szCs w:val="30"/>
         </w:rPr>
-      </w:pPr>
-      <w:r>
-        <w:rPr>
-          <w:rFonts w:eastAsia="新宋体" w:cs="Times New Roman" w:hint="eastAsia" w:ascii="Times New Roman" w:hAnsi="Times New Roman"/>
+        <w:t>2012</w:t>
+      </w:r>
+      <w:r>
+        <w:rPr>
+          <w:rFonts w:ascii="Times New Roman" w:hAnsi="Times New Roman" w:cs="Times New Roman" w:hint="eastAsia" w:eastAsia="新宋体"/>
           <w:b/>
           <w:sz w:val="30"/>
           <w:szCs w:val="30"/>
         </w:rPr>
-        <w:t>2012</w:t>
-      </w:r>
+        <w:t>年上海市虹口区中考数学二模试卷</w:t>
+      </w:r>
+    </w:p>
+    <w:p>
+      <w:pPr>
+        <w:pStyle w:val="Normal"/>
+        <w:spacing w:lineRule="auto" w:line="360"/>
+        <w:ind w:hangingChars="130" w:startChars="0" w:start="0" w:endChars="0" w:end="0"/>
+        <w:rPr/>
+      </w:pPr>
       <w:r>
         <w:rPr>
           <w:rFonts w:ascii="Times New Roman" w:hAnsi="Times New Roman" w:cs="Times New Roman" w:hint="eastAsia" w:eastAsia="新宋体"/>
           <w:b/>
-          <w:sz w:val="30"/>
-          <w:szCs w:val="30"/>
-        </w:rPr>
-        <w:t>年上海市虹口区中考数学二模试卷</w:t>
+          <w:sz w:val="24"/>
+          <w:szCs w:val="24"/>
+        </w:rPr>
+        <w:t>一、选择题：（本大题共</w:t>
+      </w:r>
+      <w:r>
+        <w:rPr>
+          <w:rFonts w:eastAsia="新宋体" w:cs="Times New Roman" w:hint="eastAsia" w:ascii="Times New Roman" w:hAnsi="Times New Roman"/>
+          <w:b/>
+          <w:sz w:val="24"/>
+          <w:szCs w:val="24"/>
+        </w:rPr>
+        <w:t>6</w:t>
+      </w:r>
+      <w:r>
+        <w:rPr>
+          <w:rFonts w:ascii="Times New Roman" w:hAnsi="Times New Roman" w:cs="Times New Roman" w:hint="eastAsia" w:eastAsia="新宋体"/>
+          <w:b/>
+          <w:sz w:val="24"/>
+          <w:szCs w:val="24"/>
+        </w:rPr>
+        <w:t>题，每题</w:t>
+      </w:r>
+      <w:r>
+        <w:rPr>
+          <w:rFonts w:eastAsia="新宋体" w:cs="Times New Roman" w:hint="eastAsia" w:ascii="Times New Roman" w:hAnsi="Times New Roman"/>
+          <w:b/>
+          <w:sz w:val="24"/>
+          <w:szCs w:val="24"/>
+        </w:rPr>
+        <w:t>4</w:t>
+      </w:r>
+      <w:r>
+        <w:rPr>
+          <w:rFonts w:ascii="Times New Roman" w:hAnsi="Times New Roman" w:cs="Times New Roman" w:hint="eastAsia" w:eastAsia="新宋体"/>
+          <w:b/>
+          <w:sz w:val="24"/>
+          <w:szCs w:val="24"/>
+        </w:rPr>
+        <w:t>分，满分</w:t>
+      </w:r>
+      <w:r>
+        <w:rPr>
+          <w:rFonts w:eastAsia="新宋体" w:cs="Times New Roman" w:hint="eastAsia" w:ascii="Times New Roman" w:hAnsi="Times New Roman"/>
+          <w:b/>
+          <w:sz w:val="24"/>
+          <w:szCs w:val="24"/>
+        </w:rPr>
+        <w:t>24</w:t>
+      </w:r>
+      <w:r>
+        <w:rPr>
+          <w:rFonts w:ascii="Times New Roman" w:hAnsi="Times New Roman" w:cs="Times New Roman" w:hint="eastAsia" w:eastAsia="新宋体"/>
+          <w:b/>
+          <w:sz w:val="24"/>
+          <w:szCs w:val="24"/>
+        </w:rPr>
+        <w:t>分）</w:t>
+      </w:r>
+      <w:r>
+        <w:rPr>
+          <w:rFonts w:eastAsia="新宋体" w:cs="Times New Roman" w:hint="eastAsia" w:ascii="Times New Roman" w:hAnsi="Times New Roman"/>
+          <w:b/>
+          <w:sz w:val="24"/>
+          <w:szCs w:val="24"/>
+        </w:rPr>
+        <w:t>[</w:t>
+      </w:r>
+      <w:r>
+        <w:rPr>
+          <w:rFonts w:ascii="Times New Roman" w:hAnsi="Times New Roman" w:cs="Times New Roman" w:hint="eastAsia" w:eastAsia="新宋体"/>
+          <w:b/>
+          <w:sz w:val="24"/>
+          <w:szCs w:val="24"/>
+        </w:rPr>
+        <w:t>下列各题的四个选项中，有且只有一个选项是正确的，选择正确项的代号并填涂在答题纸的相应位置上．</w:t>
+      </w:r>
+      <w:r>
+        <w:rPr>
+          <w:rFonts w:eastAsia="新宋体" w:cs="Times New Roman" w:hint="eastAsia" w:ascii="Times New Roman" w:hAnsi="Times New Roman"/>
+          <w:b/>
+          <w:sz w:val="24"/>
+          <w:szCs w:val="24"/>
+        </w:rPr>
+        <w:t>]</w:t>
       </w:r>
     </w:p>
     <w:p>
@@ -39,114 +132,7 @@
         <w:pStyle w:val="Normal"/>
         <w:spacing w:lineRule="auto" w:line="360"/>
         <w:ind w:hangingChars="130" w:startChars="0" w:start="0" w:endChars="0" w:end="0"/>
-        <w:rPr>
-          <w:rFonts w:ascii="Times New Roman" w:hAnsi="Times New Roman" w:eastAsia="新宋体" w:cs="Times New Roman" w:hint="eastAsia"/>
-          <w:b/>
-          <w:sz w:val="24"/>
-          <w:szCs w:val="24"/>
-        </w:rPr>
-      </w:pPr>
-      <w:r>
-        <w:rPr>
-          <w:rFonts w:ascii="Times New Roman" w:hAnsi="Times New Roman" w:cs="Times New Roman" w:hint="eastAsia" w:eastAsia="新宋体"/>
-          <w:b/>
-          <w:sz w:val="24"/>
-          <w:szCs w:val="24"/>
-        </w:rPr>
-        <w:t>一、选择题：（本大题共</w:t>
-      </w:r>
-      <w:r>
-        <w:rPr>
-          <w:rFonts w:eastAsia="新宋体" w:cs="Times New Roman" w:hint="eastAsia" w:ascii="Times New Roman" w:hAnsi="Times New Roman"/>
-          <w:b/>
-          <w:sz w:val="24"/>
-          <w:szCs w:val="24"/>
-        </w:rPr>
-        <w:t>6</w:t>
-      </w:r>
-      <w:r>
-        <w:rPr>
-          <w:rFonts w:ascii="Times New Roman" w:hAnsi="Times New Roman" w:cs="Times New Roman" w:hint="eastAsia" w:eastAsia="新宋体"/>
-          <w:b/>
-          <w:sz w:val="24"/>
-          <w:szCs w:val="24"/>
-        </w:rPr>
-        <w:t>题，每题</w:t>
-      </w:r>
-      <w:r>
-        <w:rPr>
-          <w:rFonts w:eastAsia="新宋体" w:cs="Times New Roman" w:hint="eastAsia" w:ascii="Times New Roman" w:hAnsi="Times New Roman"/>
-          <w:b/>
-          <w:sz w:val="24"/>
-          <w:szCs w:val="24"/>
-        </w:rPr>
-        <w:t>4</w:t>
-      </w:r>
-      <w:r>
-        <w:rPr>
-          <w:rFonts w:ascii="Times New Roman" w:hAnsi="Times New Roman" w:cs="Times New Roman" w:hint="eastAsia" w:eastAsia="新宋体"/>
-          <w:b/>
-          <w:sz w:val="24"/>
-          <w:szCs w:val="24"/>
-        </w:rPr>
-        <w:t>分，满分</w:t>
-      </w:r>
-      <w:r>
-        <w:rPr>
-          <w:rFonts w:eastAsia="新宋体" w:cs="Times New Roman" w:hint="eastAsia" w:ascii="Times New Roman" w:hAnsi="Times New Roman"/>
-          <w:b/>
-          <w:sz w:val="24"/>
-          <w:szCs w:val="24"/>
-        </w:rPr>
-        <w:t>24</w:t>
-      </w:r>
-      <w:r>
-        <w:rPr>
-          <w:rFonts w:ascii="Times New Roman" w:hAnsi="Times New Roman" w:cs="Times New Roman" w:hint="eastAsia" w:eastAsia="新宋体"/>
-          <w:b/>
-          <w:sz w:val="24"/>
-          <w:szCs w:val="24"/>
-        </w:rPr>
-        <w:t>分）</w:t>
-      </w:r>
-      <w:r>
-        <w:rPr>
-          <w:rFonts w:eastAsia="新宋体" w:cs="Times New Roman" w:hint="eastAsia" w:ascii="Times New Roman" w:hAnsi="Times New Roman"/>
-          <w:b/>
-          <w:sz w:val="24"/>
-          <w:szCs w:val="24"/>
-        </w:rPr>
-        <w:t>[</w:t>
-      </w:r>
-      <w:r>
-        <w:rPr>
-          <w:rFonts w:ascii="Times New Roman" w:hAnsi="Times New Roman" w:cs="Times New Roman" w:hint="eastAsia" w:eastAsia="新宋体"/>
-          <w:b/>
-          <w:sz w:val="24"/>
-          <w:szCs w:val="24"/>
-        </w:rPr>
-        <w:t>下列各题的四个选项中，有且只有一个选项是正确的，选择正确项的代号并填涂在答题纸的相应位置上．</w:t>
-      </w:r>
-      <w:r>
-        <w:rPr>
-          <w:rFonts w:eastAsia="新宋体" w:cs="Times New Roman" w:hint="eastAsia" w:ascii="Times New Roman" w:hAnsi="Times New Roman"/>
-          <w:b/>
-          <w:sz w:val="24"/>
-          <w:szCs w:val="24"/>
-        </w:rPr>
-        <w:t>]</w:t>
-      </w:r>
-    </w:p>
-    <w:p>
-      <w:pPr>
-        <w:pStyle w:val="Normal"/>
-        <w:spacing w:lineRule="auto" w:line="360"/>
-        <w:ind w:hangingChars="130" w:startChars="0" w:start="0" w:endChars="0" w:end="0"/>
-        <w:rPr>
-          <w:rFonts w:ascii="Times New Roman" w:hAnsi="Times New Roman" w:eastAsia="新宋体" w:cs="Times New Roman" w:hint="eastAsia"/>
-          <w:sz w:val="24"/>
-          <w:szCs w:val="24"/>
-        </w:rPr>
+        <w:rPr/>
       </w:pPr>
       <w:r>
         <w:rPr>
@@ -1734,11 +1720,7 @@
         <w:pStyle w:val="Normal"/>
         <w:spacing w:lineRule="auto" w:line="360"/>
         <w:ind w:hangingChars="130" w:startChars="0" w:start="0" w:endChars="0" w:end="0"/>
-        <w:rPr>
-          <w:rFonts w:ascii="Times New Roman" w:hAnsi="Times New Roman" w:eastAsia="新宋体" w:cs="Times New Roman" w:hint="eastAsia"/>
-          <w:sz w:val="24"/>
-          <w:szCs w:val="24"/>
-        </w:rPr>
+        <w:rPr/>
       </w:pPr>
       <w:r>
         <w:rPr>
@@ -1917,11 +1899,7 @@
         <w:pStyle w:val="Normal"/>
         <w:spacing w:lineRule="auto" w:line="360"/>
         <w:ind w:hangingChars="130" w:startChars="0" w:start="0" w:endChars="0" w:end="0"/>
-        <w:rPr>
-          <w:rFonts w:ascii="Times New Roman" w:hAnsi="Times New Roman" w:eastAsia="新宋体" w:cs="Times New Roman" w:hint="eastAsia"/>
-          <w:sz w:val="24"/>
-          <w:szCs w:val="24"/>
-        </w:rPr>
+        <w:rPr/>
       </w:pPr>
       <w:r>
         <w:rPr>
@@ -2049,11 +2027,7 @@
         <w:spacing w:lineRule="auto" w:line="360"/>
         <w:ind w:firstLineChars="130" w:startChars="0" w:start="0" w:endChars="0" w:end="0"/>
         <w:jc w:val="start"/>
-        <w:rPr>
-          <w:rFonts w:ascii="Times New Roman" w:hAnsi="Times New Roman" w:eastAsia="新宋体" w:cs="Times New Roman" w:hint="eastAsia"/>
-          <w:sz w:val="24"/>
-          <w:szCs w:val="24"/>
-        </w:rPr>
+        <w:rPr/>
       </w:pPr>
       <w:r>
         <w:rPr>
@@ -2077,12 +2051,7 @@
         <w:pStyle w:val="Normal"/>
         <w:spacing w:lineRule="auto" w:line="360"/>
         <w:ind w:hangingChars="130" w:startChars="0" w:start="0" w:endChars="0" w:end="0"/>
-        <w:rPr>
-          <w:rFonts w:ascii="Times New Roman" w:hAnsi="Times New Roman" w:eastAsia="新宋体" w:cs="Times New Roman" w:hint="eastAsia"/>
-          <w:b/>
-          <w:sz w:val="24"/>
-          <w:szCs w:val="24"/>
-        </w:rPr>
+        <w:rPr/>
       </w:pPr>
       <w:r>
         <w:rPr>
@@ -3760,11 +3729,7 @@
         <w:pStyle w:val="Normal"/>
         <w:spacing w:lineRule="auto" w:line="360"/>
         <w:ind w:hangingChars="130" w:startChars="0" w:start="0" w:endChars="0" w:end="0"/>
-        <w:rPr>
-          <w:rFonts w:ascii="Times New Roman" w:hAnsi="Times New Roman" w:eastAsia="新宋体" w:cs="Times New Roman" w:hint="eastAsia"/>
-          <w:sz w:val="24"/>
-          <w:szCs w:val="24"/>
-        </w:rPr>
+        <w:rPr/>
       </w:pPr>
       <w:r>
         <w:rPr>
@@ -4034,11 +3999,7 @@
         <w:pStyle w:val="Normal"/>
         <w:spacing w:lineRule="auto" w:line="360"/>
         <w:ind w:hangingChars="130" w:startChars="0" w:start="0" w:endChars="0" w:end="0"/>
-        <w:rPr>
-          <w:rFonts w:ascii="Times New Roman" w:hAnsi="Times New Roman" w:eastAsia="新宋体" w:cs="Times New Roman" w:hint="eastAsia"/>
-          <w:sz w:val="24"/>
-          <w:szCs w:val="24"/>
-        </w:rPr>
+        <w:rPr/>
       </w:pPr>
       <w:r>
         <w:rPr>
@@ -4533,11 +4494,7 @@
         <w:pStyle w:val="Normal"/>
         <w:spacing w:lineRule="auto" w:line="360"/>
         <w:ind w:hangingChars="130" w:startChars="0" w:start="0" w:endChars="0" w:end="0"/>
-        <w:rPr>
-          <w:rFonts w:ascii="Times New Roman" w:hAnsi="Times New Roman" w:eastAsia="新宋体" w:cs="Times New Roman" w:hint="eastAsia"/>
-          <w:sz w:val="24"/>
-          <w:szCs w:val="24"/>
-        </w:rPr>
+        <w:rPr/>
       </w:pPr>
       <w:r>
         <w:rPr>
@@ -4591,12 +4548,7 @@
         <w:pStyle w:val="Normal"/>
         <w:spacing w:lineRule="auto" w:line="360"/>
         <w:ind w:hangingChars="130" w:startChars="0" w:start="0" w:endChars="0" w:end="0"/>
-        <w:rPr>
-          <w:rFonts w:ascii="Times New Roman" w:hAnsi="Times New Roman" w:eastAsia="新宋体" w:cs="Times New Roman" w:hint="eastAsia"/>
-          <w:b/>
-          <w:sz w:val="24"/>
-          <w:szCs w:val="24"/>
-        </w:rPr>
+        <w:rPr/>
       </w:pPr>
       <w:r>
         <w:rPr>
@@ -5377,11 +5329,7 @@
         <w:pStyle w:val="Normal"/>
         <w:spacing w:lineRule="auto" w:line="360"/>
         <w:ind w:hangingChars="130" w:startChars="0" w:start="0" w:endChars="0" w:end="0"/>
-        <w:rPr>
-          <w:rFonts w:ascii="Times New Roman" w:hAnsi="Times New Roman" w:eastAsia="新宋体" w:cs="Times New Roman" w:hint="eastAsia"/>
-          <w:sz w:val="24"/>
-          <w:szCs w:val="24"/>
-        </w:rPr>
+        <w:rPr/>
       </w:pPr>
       <w:r>
         <w:rPr>
@@ -5435,11 +5383,7 @@
         <w:pStyle w:val="Normal"/>
         <w:spacing w:lineRule="auto" w:line="360"/>
         <w:ind w:hangingChars="130" w:startChars="0" w:start="0" w:endChars="0" w:end="0"/>
-        <w:rPr>
-          <w:rFonts w:ascii="Times New Roman" w:hAnsi="Times New Roman" w:eastAsia="新宋体" w:cs="Times New Roman" w:hint="eastAsia"/>
-          <w:sz w:val="24"/>
-          <w:szCs w:val="24"/>
-        </w:rPr>
+        <w:rPr/>
       </w:pPr>
       <w:r>
         <w:rPr>
@@ -5545,11 +5489,7 @@
         <w:pStyle w:val="Normal"/>
         <w:spacing w:lineRule="auto" w:line="360"/>
         <w:ind w:hangingChars="130" w:startChars="0" w:start="0" w:endChars="0" w:end="0"/>
-        <w:rPr>
-          <w:rFonts w:ascii="Times New Roman" w:hAnsi="Times New Roman" w:eastAsia="新宋体" w:cs="Times New Roman" w:hint="eastAsia"/>
-          <w:sz w:val="24"/>
-          <w:szCs w:val="24"/>
-        </w:rPr>
+        <w:rPr/>
       </w:pPr>
       <w:r>
         <w:rPr>
@@ -5661,11 +5601,7 @@
         <w:pStyle w:val="Normal"/>
         <w:spacing w:lineRule="auto" w:line="360"/>
         <w:ind w:hangingChars="130" w:startChars="0" w:start="0" w:endChars="0" w:end="0"/>
-        <w:rPr>
-          <w:rFonts w:ascii="Times New Roman" w:hAnsi="Times New Roman" w:eastAsia="新宋体" w:cs="Times New Roman" w:hint="eastAsia"/>
-          <w:sz w:val="24"/>
-          <w:szCs w:val="24"/>
-        </w:rPr>
+        <w:rPr/>
       </w:pPr>
       <w:r>
         <w:rPr>
@@ -5994,11 +5930,7 @@
         <w:pStyle w:val="Normal"/>
         <w:spacing w:lineRule="auto" w:line="360"/>
         <w:ind w:hangingChars="130" w:startChars="0" w:start="0" w:endChars="0" w:end="0"/>
-        <w:rPr>
-          <w:rFonts w:ascii="Times New Roman" w:hAnsi="Times New Roman" w:eastAsia="新宋体" w:cs="Times New Roman" w:hint="eastAsia"/>
-          <w:sz w:val="24"/>
-          <w:szCs w:val="24"/>
-        </w:rPr>
+        <w:rPr/>
       </w:pPr>
       <w:r>
         <w:rPr>
@@ -6343,11 +6275,7 @@
         <w:pStyle w:val="Normal"/>
         <w:spacing w:lineRule="auto" w:line="360"/>
         <w:ind w:hangingChars="130" w:startChars="0" w:start="0" w:endChars="0" w:end="0"/>
-        <w:rPr>
-          <w:rFonts w:ascii="Times New Roman" w:hAnsi="Times New Roman" w:eastAsia="新宋体" w:cs="Times New Roman" w:hint="eastAsia"/>
-          <w:sz w:val="24"/>
-          <w:szCs w:val="24"/>
-        </w:rPr>
+        <w:rPr/>
       </w:pPr>
       <w:r>
         <w:rPr>
@@ -6527,11 +6455,7 @@
         <w:pStyle w:val="Normal"/>
         <w:spacing w:lineRule="auto" w:line="360"/>
         <w:ind w:hangingChars="130" w:startChars="0" w:start="0" w:endChars="0" w:end="0"/>
-        <w:rPr>
-          <w:rFonts w:ascii="Times New Roman" w:hAnsi="Times New Roman" w:eastAsia="新宋体" w:cs="Times New Roman" w:hint="eastAsia"/>
-          <w:sz w:val="24"/>
-          <w:szCs w:val="24"/>
-        </w:rPr>
+        <w:rPr/>
       </w:pPr>
       <w:r>
         <w:rPr>
@@ -7487,11 +7411,7 @@
         <w:pStyle w:val="Normal"/>
         <w:spacing w:lineRule="auto" w:line="360"/>
         <w:ind w:hangingChars="130" w:startChars="0" w:start="0" w:endChars="0" w:end="0"/>
-        <w:rPr>
-          <w:rFonts w:ascii="Times New Roman" w:hAnsi="Times New Roman" w:eastAsia="新宋体" w:cs="Times New Roman" w:hint="eastAsia"/>
-          <w:sz w:val="24"/>
-          <w:szCs w:val="24"/>
-        </w:rPr>
+        <w:rPr/>
       </w:pPr>
       <w:r>
         <w:rPr>
@@ -7562,29 +7482,24 @@
         <w:spacing w:lineRule="auto" w:line="360"/>
         <w:ind w:hangingChars="130" w:startChars="0" w:start="0" w:endChars="0" w:end="0"/>
         <w:jc w:val="center"/>
-        <w:rPr>
-          <w:rFonts w:ascii="Times New Roman" w:hAnsi="Times New Roman" w:eastAsia="新宋体" w:cs="Times New Roman" w:hint="eastAsia"/>
+        <w:rPr/>
+      </w:pPr>
+      <w:r>
+        <w:rPr>
+          <w:rFonts w:eastAsia="新宋体" w:cs="Times New Roman" w:hint="eastAsia" w:ascii="Times New Roman" w:hAnsi="Times New Roman"/>
           <w:b/>
           <w:sz w:val="34"/>
           <w:szCs w:val="34"/>
         </w:rPr>
-      </w:pPr>
-      <w:r>
-        <w:rPr>
-          <w:rFonts w:eastAsia="新宋体" w:cs="Times New Roman" w:hint="eastAsia" w:ascii="Times New Roman" w:hAnsi="Times New Roman"/>
+        <w:t>2012</w:t>
+      </w:r>
+      <w:r>
+        <w:rPr>
+          <w:rFonts w:ascii="Times New Roman" w:hAnsi="Times New Roman" w:cs="Times New Roman" w:hint="eastAsia" w:eastAsia="新宋体"/>
           <w:b/>
           <w:sz w:val="34"/>
           <w:szCs w:val="34"/>
         </w:rPr>
-        <w:t>2012</w:t>
-      </w:r>
-      <w:r>
-        <w:rPr>
-          <w:rFonts w:ascii="Times New Roman" w:hAnsi="Times New Roman" w:cs="Times New Roman" w:hint="eastAsia" w:eastAsia="新宋体"/>
-          <w:b/>
-          <w:sz w:val="34"/>
-          <w:szCs w:val="34"/>
-        </w:rPr>
         <w:t>年上海市虹口区中考数学二模试卷</w:t>
       </w:r>
     </w:p>
@@ -7611,101 +7526,96 @@
         <w:pStyle w:val="Normal"/>
         <w:spacing w:lineRule="auto" w:line="360"/>
         <w:ind w:hangingChars="130" w:startChars="0" w:start="0" w:endChars="0" w:end="0"/>
-        <w:rPr>
-          <w:rFonts w:ascii="Times New Roman" w:hAnsi="Times New Roman" w:eastAsia="新宋体" w:cs="Times New Roman" w:hint="eastAsia"/>
+        <w:rPr/>
+      </w:pPr>
+      <w:r>
+        <w:rPr>
+          <w:rFonts w:ascii="Times New Roman" w:hAnsi="Times New Roman" w:cs="Times New Roman" w:hint="eastAsia" w:eastAsia="新宋体"/>
           <w:b/>
           <w:sz w:val="24"/>
           <w:szCs w:val="24"/>
         </w:rPr>
-      </w:pPr>
-      <w:r>
-        <w:rPr>
-          <w:rFonts w:ascii="Times New Roman" w:hAnsi="Times New Roman" w:cs="Times New Roman" w:hint="eastAsia" w:eastAsia="新宋体"/>
+        <w:t>一、选择题：（本大题共</w:t>
+      </w:r>
+      <w:r>
+        <w:rPr>
+          <w:rFonts w:eastAsia="新宋体" w:cs="Times New Roman" w:hint="eastAsia" w:ascii="Times New Roman" w:hAnsi="Times New Roman"/>
           <w:b/>
           <w:sz w:val="24"/>
           <w:szCs w:val="24"/>
         </w:rPr>
-        <w:t>一、选择题：（本大题共</w:t>
-      </w:r>
-      <w:r>
-        <w:rPr>
-          <w:rFonts w:eastAsia="新宋体" w:cs="Times New Roman" w:hint="eastAsia" w:ascii="Times New Roman" w:hAnsi="Times New Roman"/>
+        <w:t>6</w:t>
+      </w:r>
+      <w:r>
+        <w:rPr>
+          <w:rFonts w:ascii="Times New Roman" w:hAnsi="Times New Roman" w:cs="Times New Roman" w:hint="eastAsia" w:eastAsia="新宋体"/>
           <w:b/>
           <w:sz w:val="24"/>
           <w:szCs w:val="24"/>
         </w:rPr>
-        <w:t>6</w:t>
-      </w:r>
-      <w:r>
-        <w:rPr>
-          <w:rFonts w:ascii="Times New Roman" w:hAnsi="Times New Roman" w:cs="Times New Roman" w:hint="eastAsia" w:eastAsia="新宋体"/>
+        <w:t>题，每题</w:t>
+      </w:r>
+      <w:r>
+        <w:rPr>
+          <w:rFonts w:eastAsia="新宋体" w:cs="Times New Roman" w:hint="eastAsia" w:ascii="Times New Roman" w:hAnsi="Times New Roman"/>
           <w:b/>
           <w:sz w:val="24"/>
           <w:szCs w:val="24"/>
         </w:rPr>
-        <w:t>题，每题</w:t>
-      </w:r>
-      <w:r>
-        <w:rPr>
-          <w:rFonts w:eastAsia="新宋体" w:cs="Times New Roman" w:hint="eastAsia" w:ascii="Times New Roman" w:hAnsi="Times New Roman"/>
+        <w:t>4</w:t>
+      </w:r>
+      <w:r>
+        <w:rPr>
+          <w:rFonts w:ascii="Times New Roman" w:hAnsi="Times New Roman" w:cs="Times New Roman" w:hint="eastAsia" w:eastAsia="新宋体"/>
           <w:b/>
           <w:sz w:val="24"/>
           <w:szCs w:val="24"/>
         </w:rPr>
-        <w:t>4</w:t>
-      </w:r>
-      <w:r>
-        <w:rPr>
-          <w:rFonts w:ascii="Times New Roman" w:hAnsi="Times New Roman" w:cs="Times New Roman" w:hint="eastAsia" w:eastAsia="新宋体"/>
+        <w:t>分，满分</w:t>
+      </w:r>
+      <w:r>
+        <w:rPr>
+          <w:rFonts w:eastAsia="新宋体" w:cs="Times New Roman" w:hint="eastAsia" w:ascii="Times New Roman" w:hAnsi="Times New Roman"/>
           <w:b/>
           <w:sz w:val="24"/>
           <w:szCs w:val="24"/>
         </w:rPr>
-        <w:t>分，满分</w:t>
-      </w:r>
-      <w:r>
-        <w:rPr>
-          <w:rFonts w:eastAsia="新宋体" w:cs="Times New Roman" w:hint="eastAsia" w:ascii="Times New Roman" w:hAnsi="Times New Roman"/>
+        <w:t>24</w:t>
+      </w:r>
+      <w:r>
+        <w:rPr>
+          <w:rFonts w:ascii="Times New Roman" w:hAnsi="Times New Roman" w:cs="Times New Roman" w:hint="eastAsia" w:eastAsia="新宋体"/>
           <w:b/>
           <w:sz w:val="24"/>
           <w:szCs w:val="24"/>
         </w:rPr>
-        <w:t>24</w:t>
-      </w:r>
-      <w:r>
-        <w:rPr>
-          <w:rFonts w:ascii="Times New Roman" w:hAnsi="Times New Roman" w:cs="Times New Roman" w:hint="eastAsia" w:eastAsia="新宋体"/>
+        <w:t>分）</w:t>
+      </w:r>
+      <w:r>
+        <w:rPr>
+          <w:rFonts w:eastAsia="新宋体" w:cs="Times New Roman" w:hint="eastAsia" w:ascii="Times New Roman" w:hAnsi="Times New Roman"/>
           <w:b/>
           <w:sz w:val="24"/>
           <w:szCs w:val="24"/>
         </w:rPr>
-        <w:t>分）</w:t>
-      </w:r>
-      <w:r>
-        <w:rPr>
-          <w:rFonts w:eastAsia="新宋体" w:cs="Times New Roman" w:hint="eastAsia" w:ascii="Times New Roman" w:hAnsi="Times New Roman"/>
+        <w:t>[</w:t>
+      </w:r>
+      <w:r>
+        <w:rPr>
+          <w:rFonts w:ascii="Times New Roman" w:hAnsi="Times New Roman" w:cs="Times New Roman" w:hint="eastAsia" w:eastAsia="新宋体"/>
           <w:b/>
           <w:sz w:val="24"/>
           <w:szCs w:val="24"/>
         </w:rPr>
-        <w:t>[</w:t>
-      </w:r>
-      <w:r>
-        <w:rPr>
-          <w:rFonts w:ascii="Times New Roman" w:hAnsi="Times New Roman" w:cs="Times New Roman" w:hint="eastAsia" w:eastAsia="新宋体"/>
+        <w:t>下列各题的四个选项中，有且只有一个选项是正确的，选择正确项的代号并填涂在答题纸的相应位置上．</w:t>
+      </w:r>
+      <w:r>
+        <w:rPr>
+          <w:rFonts w:eastAsia="新宋体" w:cs="Times New Roman" w:hint="eastAsia" w:ascii="Times New Roman" w:hAnsi="Times New Roman"/>
           <w:b/>
           <w:sz w:val="24"/>
           <w:szCs w:val="24"/>
         </w:rPr>
-        <w:t>下列各题的四个选项中，有且只有一个选项是正确的，选择正确项的代号并填涂在答题纸的相应位置上．</w:t>
-      </w:r>
-      <w:r>
-        <w:rPr>
-          <w:rFonts w:eastAsia="新宋体" w:cs="Times New Roman" w:hint="eastAsia" w:ascii="Times New Roman" w:hAnsi="Times New Roman"/>
-          <w:b/>
-          <w:sz w:val="24"/>
-          <w:szCs w:val="24"/>
-        </w:rPr>
         <w:t>]</w:t>
       </w:r>
     </w:p>
@@ -7714,11 +7624,7 @@
         <w:pStyle w:val="Normal"/>
         <w:spacing w:lineRule="auto" w:line="360"/>
         <w:ind w:hangingChars="130" w:startChars="0" w:start="0" w:endChars="0" w:end="0"/>
-        <w:rPr>
-          <w:rFonts w:ascii="Times New Roman" w:hAnsi="Times New Roman" w:eastAsia="新宋体" w:cs="Times New Roman" w:hint="eastAsia"/>
-          <w:sz w:val="24"/>
-          <w:szCs w:val="24"/>
-        </w:rPr>
+        <w:rPr/>
       </w:pPr>
       <w:r>
         <w:rPr>
@@ -9235,11 +9141,7 @@
         <w:pStyle w:val="Normal"/>
         <w:spacing w:lineRule="auto" w:line="360"/>
         <w:ind w:hangingChars="130" w:startChars="0" w:start="0" w:endChars="0" w:end="0"/>
-        <w:rPr>
-          <w:rFonts w:ascii="Times New Roman" w:hAnsi="Times New Roman" w:eastAsia="新宋体" w:cs="Times New Roman" w:hint="eastAsia"/>
-          <w:sz w:val="24"/>
-          <w:szCs w:val="24"/>
-        </w:rPr>
+        <w:rPr/>
       </w:pPr>
       <w:r>
         <w:rPr>
@@ -10226,11 +10128,7 @@
         <w:pStyle w:val="Normal"/>
         <w:spacing w:lineRule="auto" w:line="360"/>
         <w:ind w:hangingChars="130" w:startChars="0" w:start="0" w:endChars="0" w:end="0"/>
-        <w:rPr>
-          <w:rFonts w:ascii="Times New Roman" w:hAnsi="Times New Roman" w:eastAsia="新宋体" w:cs="Times New Roman" w:hint="eastAsia"/>
-          <w:sz w:val="24"/>
-          <w:szCs w:val="24"/>
-        </w:rPr>
+        <w:rPr/>
       </w:pPr>
       <w:r>
         <w:rPr>
@@ -10246,11 +10144,7 @@
         <w:pStyle w:val="Normal"/>
         <w:spacing w:lineRule="auto" w:line="360"/>
         <w:ind w:hangingChars="130" w:startChars="0" w:start="0" w:endChars="0" w:end="0"/>
-        <w:rPr>
-          <w:rFonts w:ascii="Times New Roman" w:hAnsi="Times New Roman" w:eastAsia="新宋体" w:cs="Times New Roman" w:hint="eastAsia"/>
-          <w:sz w:val="24"/>
-          <w:szCs w:val="24"/>
-        </w:rPr>
+        <w:rPr/>
       </w:pPr>
       <w:r>
         <w:rPr>
@@ -11483,11 +11377,7 @@
         <w:pStyle w:val="Normal"/>
         <w:spacing w:lineRule="auto" w:line="360"/>
         <w:ind w:hangingChars="130" w:startChars="0" w:start="0" w:endChars="0" w:end="0"/>
-        <w:rPr>
-          <w:rFonts w:ascii="Times New Roman" w:hAnsi="Times New Roman" w:eastAsia="新宋体" w:cs="Times New Roman" w:hint="eastAsia"/>
-          <w:sz w:val="24"/>
-          <w:szCs w:val="24"/>
-        </w:rPr>
+        <w:rPr/>
       </w:pPr>
       <w:r>
         <w:rPr>
@@ -11838,11 +11728,7 @@
         <w:pStyle w:val="Normal"/>
         <w:spacing w:lineRule="auto" w:line="360"/>
         <w:ind w:hangingChars="130" w:startChars="0" w:start="0" w:endChars="0" w:end="0"/>
-        <w:rPr>
-          <w:rFonts w:ascii="Times New Roman" w:hAnsi="Times New Roman" w:eastAsia="新宋体" w:cs="Times New Roman" w:hint="eastAsia"/>
-          <w:sz w:val="24"/>
-          <w:szCs w:val="24"/>
-        </w:rPr>
+        <w:rPr/>
       </w:pPr>
       <w:r>
         <w:rPr>
@@ -11898,11 +11784,7 @@
         <w:pStyle w:val="Normal"/>
         <w:spacing w:lineRule="auto" w:line="360"/>
         <w:ind w:hangingChars="130" w:startChars="0" w:start="0" w:endChars="0" w:end="0"/>
-        <w:rPr>
-          <w:rFonts w:ascii="Times New Roman" w:hAnsi="Times New Roman" w:eastAsia="新宋体" w:cs="Times New Roman" w:hint="eastAsia"/>
-          <w:sz w:val="24"/>
-          <w:szCs w:val="24"/>
-        </w:rPr>
+        <w:rPr/>
       </w:pPr>
       <w:r>
         <w:rPr>
@@ -11942,11 +11824,7 @@
         <w:pStyle w:val="Normal"/>
         <w:spacing w:lineRule="auto" w:line="360"/>
         <w:ind w:hangingChars="130" w:startChars="0" w:start="0" w:endChars="0" w:end="0"/>
-        <w:rPr>
-          <w:rFonts w:ascii="Times New Roman" w:hAnsi="Times New Roman" w:eastAsia="新宋体" w:cs="Times New Roman" w:hint="eastAsia"/>
-          <w:sz w:val="24"/>
-          <w:szCs w:val="24"/>
-        </w:rPr>
+        <w:rPr/>
       </w:pPr>
       <w:r>
         <w:rPr>
@@ -11986,11 +11864,7 @@
         <w:pStyle w:val="Normal"/>
         <w:spacing w:lineRule="auto" w:line="360"/>
         <w:ind w:hangingChars="130" w:startChars="0" w:start="0" w:endChars="0" w:end="0"/>
-        <w:rPr>
-          <w:rFonts w:ascii="Times New Roman" w:hAnsi="Times New Roman" w:eastAsia="新宋体" w:cs="Times New Roman" w:hint="eastAsia"/>
-          <w:sz w:val="24"/>
-          <w:szCs w:val="24"/>
-        </w:rPr>
+        <w:rPr/>
       </w:pPr>
       <w:r>
         <w:rPr>
@@ -12310,11 +12184,7 @@
         <w:pStyle w:val="Normal"/>
         <w:spacing w:lineRule="auto" w:line="360"/>
         <w:ind w:hangingChars="130" w:startChars="0" w:start="0" w:endChars="0" w:end="0"/>
-        <w:rPr>
-          <w:rFonts w:ascii="Times New Roman" w:hAnsi="Times New Roman" w:eastAsia="新宋体" w:cs="Times New Roman" w:hint="eastAsia"/>
-          <w:sz w:val="24"/>
-          <w:szCs w:val="24"/>
-        </w:rPr>
+        <w:rPr/>
       </w:pPr>
       <w:r>
         <w:rPr>
@@ -12442,11 +12312,7 @@
         <w:spacing w:lineRule="auto" w:line="360"/>
         <w:ind w:firstLineChars="130" w:startChars="0" w:start="0" w:endChars="0" w:end="0"/>
         <w:jc w:val="start"/>
-        <w:rPr>
-          <w:rFonts w:ascii="Times New Roman" w:hAnsi="Times New Roman" w:eastAsia="新宋体" w:cs="Times New Roman" w:hint="eastAsia"/>
-          <w:sz w:val="24"/>
-          <w:szCs w:val="24"/>
-        </w:rPr>
+        <w:rPr/>
       </w:pPr>
       <w:r>
         <w:rPr>
@@ -12728,12 +12594,7 @@
         <w:pStyle w:val="Normal"/>
         <w:spacing w:lineRule="auto" w:line="360"/>
         <w:ind w:hangingChars="130" w:startChars="0" w:start="0" w:endChars="0" w:end="0"/>
-        <w:rPr>
-          <w:rFonts w:ascii="Times New Roman" w:hAnsi="Times New Roman" w:eastAsia="新宋体" w:cs="Times New Roman" w:hint="eastAsia"/>
-          <w:b/>
-          <w:sz w:val="24"/>
-          <w:szCs w:val="24"/>
-        </w:rPr>
+        <w:rPr/>
       </w:pPr>
       <w:r>
         <w:rPr>
@@ -13776,11 +13637,7 @@
         <w:pStyle w:val="Normal"/>
         <w:spacing w:lineRule="auto" w:line="360"/>
         <w:ind w:hangingChars="130" w:startChars="0" w:start="0" w:endChars="0" w:end="0"/>
-        <w:rPr>
-          <w:rFonts w:ascii="Times New Roman" w:hAnsi="Times New Roman" w:eastAsia="新宋体" w:cs="Times New Roman" w:hint="eastAsia"/>
-          <w:sz w:val="24"/>
-          <w:szCs w:val="24"/>
-        </w:rPr>
+        <w:rPr/>
       </w:pPr>
       <w:r>
         <w:rPr>
@@ -17267,11 +17124,7 @@
         <w:pStyle w:val="Normal"/>
         <w:spacing w:lineRule="auto" w:line="360"/>
         <w:ind w:hangingChars="130" w:startChars="0" w:start="0" w:endChars="0" w:end="0"/>
-        <w:rPr>
-          <w:rFonts w:ascii="Times New Roman" w:hAnsi="Times New Roman" w:eastAsia="新宋体" w:cs="Times New Roman" w:hint="eastAsia"/>
-          <w:sz w:val="24"/>
-          <w:szCs w:val="24"/>
-        </w:rPr>
+        <w:rPr/>
       </w:pPr>
       <w:r>
         <w:rPr>
@@ -20626,11 +20479,7 @@
         <w:pStyle w:val="Normal"/>
         <w:spacing w:lineRule="auto" w:line="360"/>
         <w:ind w:hangingChars="130" w:startChars="0" w:start="0" w:endChars="0" w:end="0"/>
-        <w:rPr>
-          <w:rFonts w:ascii="Times New Roman" w:hAnsi="Times New Roman" w:eastAsia="新宋体" w:cs="Times New Roman" w:hint="eastAsia"/>
-          <w:sz w:val="24"/>
-          <w:szCs w:val="24"/>
-        </w:rPr>
+        <w:rPr/>
       </w:pPr>
       <w:r>
         <w:rPr>
@@ -20908,11 +20757,7 @@
         <w:pStyle w:val="Normal"/>
         <w:spacing w:lineRule="auto" w:line="360"/>
         <w:ind w:hangingChars="130" w:startChars="0" w:start="0" w:endChars="0" w:end="0"/>
-        <w:rPr>
-          <w:rFonts w:ascii="Times New Roman" w:hAnsi="Times New Roman" w:eastAsia="新宋体" w:cs="Times New Roman" w:hint="eastAsia"/>
-          <w:sz w:val="24"/>
-          <w:szCs w:val="24"/>
-        </w:rPr>
+        <w:rPr/>
       </w:pPr>
       <w:r>
         <w:rPr>
@@ -21121,11 +20966,7 @@
         <w:pStyle w:val="Normal"/>
         <w:spacing w:lineRule="auto" w:line="360"/>
         <w:ind w:hangingChars="130" w:startChars="0" w:start="0" w:endChars="0" w:end="0"/>
-        <w:rPr>
-          <w:rFonts w:ascii="Times New Roman" w:hAnsi="Times New Roman" w:eastAsia="新宋体" w:cs="Times New Roman" w:hint="eastAsia"/>
-          <w:sz w:val="24"/>
-          <w:szCs w:val="24"/>
-        </w:rPr>
+        <w:rPr/>
       </w:pPr>
       <w:r>
         <w:rPr>
@@ -21502,11 +21343,7 @@
         <w:pStyle w:val="Normal"/>
         <w:spacing w:lineRule="auto" w:line="360"/>
         <w:ind w:hangingChars="130" w:startChars="0" w:start="0" w:endChars="0" w:end="0"/>
-        <w:rPr>
-          <w:rFonts w:ascii="Times New Roman" w:hAnsi="Times New Roman" w:eastAsia="新宋体" w:cs="Times New Roman" w:hint="eastAsia"/>
-          <w:sz w:val="24"/>
-          <w:szCs w:val="24"/>
-        </w:rPr>
+        <w:rPr/>
       </w:pPr>
       <w:r>
         <w:rPr>
@@ -21923,11 +21760,7 @@
         <w:pStyle w:val="Normal"/>
         <w:spacing w:lineRule="auto" w:line="360"/>
         <w:ind w:hangingChars="130" w:startChars="0" w:start="0" w:endChars="0" w:end="0"/>
-        <w:rPr>
-          <w:rFonts w:ascii="Times New Roman" w:hAnsi="Times New Roman" w:eastAsia="新宋体" w:cs="Times New Roman" w:hint="eastAsia"/>
-          <w:sz w:val="24"/>
-          <w:szCs w:val="24"/>
-        </w:rPr>
+        <w:rPr/>
       </w:pPr>
       <w:r>
         <w:rPr>
@@ -22218,11 +22051,7 @@
         <w:pStyle w:val="Normal"/>
         <w:spacing w:lineRule="auto" w:line="360"/>
         <w:ind w:hangingChars="130" w:startChars="0" w:start="0" w:endChars="0" w:end="0"/>
-        <w:rPr>
-          <w:rFonts w:ascii="Times New Roman" w:hAnsi="Times New Roman" w:eastAsia="新宋体" w:cs="Times New Roman" w:hint="eastAsia"/>
-          <w:sz w:val="24"/>
-          <w:szCs w:val="24"/>
-        </w:rPr>
+        <w:rPr/>
       </w:pPr>
       <w:r>
         <w:rPr>
@@ -22943,11 +22772,7 @@
         <w:pStyle w:val="Normal"/>
         <w:spacing w:lineRule="auto" w:line="360"/>
         <w:ind w:hangingChars="130" w:startChars="0" w:start="0" w:endChars="0" w:end="0"/>
-        <w:rPr>
-          <w:rFonts w:ascii="Times New Roman" w:hAnsi="Times New Roman" w:eastAsia="新宋体" w:cs="Times New Roman" w:hint="eastAsia"/>
-          <w:sz w:val="24"/>
-          <w:szCs w:val="24"/>
-        </w:rPr>
+        <w:rPr/>
       </w:pPr>
       <w:r>
         <w:rPr>
@@ -22979,11 +22804,7 @@
         <w:pStyle w:val="Normal"/>
         <w:spacing w:lineRule="auto" w:line="360"/>
         <w:ind w:hangingChars="130" w:startChars="0" w:start="0" w:endChars="0" w:end="0"/>
-        <w:rPr>
-          <w:rFonts w:ascii="Times New Roman" w:hAnsi="Times New Roman" w:eastAsia="新宋体" w:cs="Times New Roman" w:hint="eastAsia"/>
-          <w:sz w:val="24"/>
-          <w:szCs w:val="24"/>
-        </w:rPr>
+        <w:rPr/>
       </w:pPr>
       <w:r>
         <w:rPr>
@@ -23615,11 +23436,7 @@
         <w:pStyle w:val="Normal"/>
         <w:spacing w:lineRule="auto" w:line="360"/>
         <w:ind w:hangingChars="130" w:startChars="0" w:start="0" w:endChars="0" w:end="0"/>
-        <w:rPr>
-          <w:rFonts w:ascii="Times New Roman" w:hAnsi="Times New Roman" w:eastAsia="新宋体" w:cs="Times New Roman" w:hint="eastAsia"/>
-          <w:sz w:val="24"/>
-          <w:szCs w:val="24"/>
-        </w:rPr>
+        <w:rPr/>
       </w:pPr>
       <w:r>
         <w:rPr>
@@ -25344,11 +25161,7 @@
         <w:pStyle w:val="Normal"/>
         <w:spacing w:lineRule="auto" w:line="360"/>
         <w:ind w:hangingChars="130" w:startChars="0" w:start="0" w:endChars="0" w:end="0"/>
-        <w:rPr>
-          <w:rFonts w:ascii="Times New Roman" w:hAnsi="Times New Roman" w:eastAsia="新宋体" w:cs="Times New Roman" w:hint="eastAsia"/>
-          <w:sz w:val="24"/>
-          <w:szCs w:val="24"/>
-        </w:rPr>
+        <w:rPr/>
       </w:pPr>
       <w:r>
         <w:rPr>
@@ -25402,11 +25215,7 @@
         <w:pStyle w:val="Normal"/>
         <w:spacing w:lineRule="auto" w:line="360"/>
         <w:ind w:hangingChars="130" w:startChars="0" w:start="0" w:endChars="0" w:end="0"/>
-        <w:rPr>
-          <w:rFonts w:ascii="Times New Roman" w:hAnsi="Times New Roman" w:eastAsia="新宋体" w:cs="Times New Roman" w:hint="eastAsia"/>
-          <w:sz w:val="24"/>
-          <w:szCs w:val="24"/>
-        </w:rPr>
+        <w:rPr/>
       </w:pPr>
       <w:r>
         <w:rPr>
@@ -26491,11 +26300,7 @@
         <w:pStyle w:val="Normal"/>
         <w:spacing w:lineRule="auto" w:line="360"/>
         <w:ind w:hangingChars="130" w:startChars="0" w:start="0" w:endChars="0" w:end="0"/>
-        <w:rPr>
-          <w:rFonts w:ascii="Times New Roman" w:hAnsi="Times New Roman" w:eastAsia="新宋体" w:cs="Times New Roman" w:hint="eastAsia"/>
-          <w:sz w:val="24"/>
-          <w:szCs w:val="24"/>
-        </w:rPr>
+        <w:rPr/>
       </w:pPr>
       <w:r>
         <w:rPr>
@@ -28178,11 +27983,7 @@
         <w:pStyle w:val="Normal"/>
         <w:spacing w:lineRule="auto" w:line="360"/>
         <w:ind w:hangingChars="130" w:startChars="0" w:start="0" w:endChars="0" w:end="0"/>
-        <w:rPr>
-          <w:rFonts w:ascii="Times New Roman" w:hAnsi="Times New Roman" w:eastAsia="新宋体" w:cs="Times New Roman" w:hint="eastAsia"/>
-          <w:sz w:val="24"/>
-          <w:szCs w:val="24"/>
-        </w:rPr>
+        <w:rPr/>
       </w:pPr>
       <w:r>
         <w:rPr>
@@ -29505,11 +29306,7 @@
         <w:pStyle w:val="Normal"/>
         <w:spacing w:lineRule="auto" w:line="360"/>
         <w:ind w:hangingChars="130" w:startChars="0" w:start="0" w:endChars="0" w:end="0"/>
-        <w:rPr>
-          <w:rFonts w:ascii="Times New Roman" w:hAnsi="Times New Roman" w:eastAsia="新宋体" w:cs="Times New Roman" w:hint="eastAsia"/>
-          <w:sz w:val="24"/>
-          <w:szCs w:val="24"/>
-        </w:rPr>
+        <w:rPr/>
       </w:pPr>
       <w:r>
         <w:rPr>
@@ -29666,11 +29463,7 @@
         <w:pStyle w:val="Normal"/>
         <w:spacing w:lineRule="auto" w:line="360"/>
         <w:ind w:hangingChars="130" w:startChars="0" w:start="0" w:endChars="0" w:end="0"/>
-        <w:rPr>
-          <w:rFonts w:ascii="Times New Roman" w:hAnsi="Times New Roman" w:eastAsia="新宋体" w:cs="Times New Roman" w:hint="eastAsia"/>
-          <w:sz w:val="24"/>
-          <w:szCs w:val="24"/>
-        </w:rPr>
+        <w:rPr/>
       </w:pPr>
       <w:r>
         <w:rPr>
@@ -29812,11 +29605,7 @@
         <w:pStyle w:val="Normal"/>
         <w:spacing w:lineRule="auto" w:line="360"/>
         <w:ind w:hangingChars="130" w:startChars="0" w:start="0" w:endChars="0" w:end="0"/>
-        <w:rPr>
-          <w:rFonts w:ascii="Times New Roman" w:hAnsi="Times New Roman" w:eastAsia="新宋体" w:cs="Times New Roman" w:hint="eastAsia"/>
-          <w:sz w:val="24"/>
-          <w:szCs w:val="24"/>
-        </w:rPr>
+        <w:rPr/>
       </w:pPr>
       <w:r>
         <w:rPr>
@@ -29848,11 +29637,7 @@
         <w:pStyle w:val="Normal"/>
         <w:spacing w:lineRule="auto" w:line="360"/>
         <w:ind w:hangingChars="130" w:startChars="0" w:start="0" w:endChars="0" w:end="0"/>
-        <w:rPr>
-          <w:rFonts w:ascii="Times New Roman" w:hAnsi="Times New Roman" w:eastAsia="新宋体" w:cs="Times New Roman" w:hint="eastAsia"/>
-          <w:sz w:val="24"/>
-          <w:szCs w:val="24"/>
-        </w:rPr>
+        <w:rPr/>
       </w:pPr>
       <w:r>
         <w:rPr>
@@ -29932,11 +29717,7 @@
         <w:pStyle w:val="Normal"/>
         <w:spacing w:lineRule="auto" w:line="360"/>
         <w:ind w:hangingChars="130" w:startChars="0" w:start="0" w:endChars="0" w:end="0"/>
-        <w:rPr>
-          <w:rFonts w:ascii="Times New Roman" w:hAnsi="Times New Roman" w:eastAsia="新宋体" w:cs="Times New Roman" w:hint="eastAsia"/>
-          <w:sz w:val="24"/>
-          <w:szCs w:val="24"/>
-        </w:rPr>
+        <w:rPr/>
       </w:pPr>
       <w:r>
         <w:rPr>
@@ -30153,11 +29934,7 @@
         <w:pStyle w:val="Normal"/>
         <w:spacing w:lineRule="auto" w:line="360"/>
         <w:ind w:hangingChars="130" w:startChars="0" w:start="0" w:endChars="0" w:end="0"/>
-        <w:rPr>
-          <w:rFonts w:ascii="Times New Roman" w:hAnsi="Times New Roman" w:eastAsia="新宋体" w:cs="Times New Roman" w:hint="eastAsia"/>
-          <w:sz w:val="24"/>
-          <w:szCs w:val="24"/>
-        </w:rPr>
+        <w:rPr/>
       </w:pPr>
       <w:r>
         <w:rPr>
@@ -30205,11 +29982,7 @@
         <w:pStyle w:val="Normal"/>
         <w:spacing w:lineRule="auto" w:line="360"/>
         <w:ind w:hangingChars="130" w:startChars="0" w:start="0" w:endChars="0" w:end="0"/>
-        <w:rPr>
-          <w:rFonts w:ascii="Times New Roman" w:hAnsi="Times New Roman" w:eastAsia="新宋体" w:cs="Times New Roman" w:hint="eastAsia"/>
-          <w:sz w:val="24"/>
-          <w:szCs w:val="24"/>
-        </w:rPr>
+        <w:rPr/>
       </w:pPr>
       <w:r>
         <w:rPr>
@@ -30330,11 +30103,7 @@
         <w:pStyle w:val="Normal"/>
         <w:spacing w:lineRule="auto" w:line="360"/>
         <w:ind w:hangingChars="130" w:startChars="0" w:start="0" w:endChars="0" w:end="0"/>
-        <w:rPr>
-          <w:rFonts w:ascii="Times New Roman" w:hAnsi="Times New Roman" w:eastAsia="新宋体" w:cs="Times New Roman" w:hint="eastAsia"/>
-          <w:sz w:val="24"/>
-          <w:szCs w:val="24"/>
-        </w:rPr>
+        <w:rPr/>
       </w:pPr>
       <w:r>
         <w:rPr>
@@ -30382,11 +30151,7 @@
         <w:pStyle w:val="Normal"/>
         <w:spacing w:lineRule="auto" w:line="360"/>
         <w:ind w:hangingChars="130" w:startChars="0" w:start="0" w:endChars="0" w:end="0"/>
-        <w:rPr>
-          <w:rFonts w:ascii="Times New Roman" w:hAnsi="Times New Roman" w:eastAsia="新宋体" w:cs="Times New Roman" w:hint="eastAsia"/>
-          <w:sz w:val="24"/>
-          <w:szCs w:val="24"/>
-        </w:rPr>
+        <w:rPr/>
       </w:pPr>
       <w:r>
         <w:rPr>
@@ -30450,11 +30215,7 @@
         <w:pStyle w:val="Normal"/>
         <w:spacing w:lineRule="auto" w:line="360"/>
         <w:ind w:hangingChars="130" w:startChars="0" w:start="0" w:endChars="0" w:end="0"/>
-        <w:rPr>
-          <w:rFonts w:ascii="Times New Roman" w:hAnsi="Times New Roman" w:eastAsia="新宋体" w:cs="Times New Roman" w:hint="eastAsia"/>
-          <w:sz w:val="24"/>
-          <w:szCs w:val="24"/>
-        </w:rPr>
+        <w:rPr/>
       </w:pPr>
       <w:r>
         <w:rPr>
@@ -30502,11 +30263,7 @@
         <w:pStyle w:val="Normal"/>
         <w:spacing w:lineRule="auto" w:line="360"/>
         <w:ind w:hangingChars="130" w:startChars="0" w:start="0" w:endChars="0" w:end="0"/>
-        <w:rPr>
-          <w:rFonts w:ascii="Times New Roman" w:hAnsi="Times New Roman" w:eastAsia="新宋体" w:cs="Times New Roman" w:hint="eastAsia"/>
-          <w:sz w:val="24"/>
-          <w:szCs w:val="24"/>
-        </w:rPr>
+        <w:rPr/>
       </w:pPr>
       <w:r>
         <w:rPr>
@@ -30538,11 +30295,7 @@
         <w:pStyle w:val="Normal"/>
         <w:spacing w:lineRule="auto" w:line="360"/>
         <w:ind w:hangingChars="130" w:startChars="0" w:start="0" w:endChars="0" w:end="0"/>
-        <w:rPr>
-          <w:rFonts w:ascii="Times New Roman" w:hAnsi="Times New Roman" w:eastAsia="新宋体" w:cs="Times New Roman" w:hint="eastAsia"/>
-          <w:sz w:val="24"/>
-          <w:szCs w:val="24"/>
-        </w:rPr>
+        <w:rPr/>
       </w:pPr>
       <w:r>
         <w:rPr>
@@ -30682,11 +30435,7 @@
         <w:pStyle w:val="Normal"/>
         <w:spacing w:lineRule="auto" w:line="360"/>
         <w:ind w:hangingChars="130" w:startChars="0" w:start="0" w:endChars="0" w:end="0"/>
-        <w:rPr>
-          <w:rFonts w:ascii="Times New Roman" w:hAnsi="Times New Roman" w:eastAsia="新宋体" w:cs="Times New Roman" w:hint="eastAsia"/>
-          <w:sz w:val="24"/>
-          <w:szCs w:val="24"/>
-        </w:rPr>
+        <w:rPr/>
       </w:pPr>
       <w:r>
         <w:rPr>
@@ -31050,11 +30799,7 @@
         <w:pStyle w:val="Normal"/>
         <w:spacing w:lineRule="auto" w:line="360"/>
         <w:ind w:hangingChars="130" w:startChars="0" w:start="0" w:endChars="0" w:end="0"/>
-        <w:rPr>
-          <w:rFonts w:ascii="Times New Roman" w:hAnsi="Times New Roman" w:eastAsia="新宋体" w:cs="Times New Roman" w:hint="eastAsia"/>
-          <w:sz w:val="24"/>
-          <w:szCs w:val="24"/>
-        </w:rPr>
+        <w:rPr/>
       </w:pPr>
       <w:r>
         <w:rPr>
@@ -32548,11 +32293,7 @@
         <w:pStyle w:val="Normal"/>
         <w:spacing w:lineRule="auto" w:line="360"/>
         <w:ind w:hangingChars="130" w:startChars="0" w:start="0" w:endChars="0" w:end="0"/>
-        <w:rPr>
-          <w:rFonts w:ascii="Times New Roman" w:hAnsi="Times New Roman" w:eastAsia="新宋体" w:cs="Times New Roman" w:hint="eastAsia"/>
-          <w:sz w:val="24"/>
-          <w:szCs w:val="24"/>
-        </w:rPr>
+        <w:rPr/>
       </w:pPr>
       <w:r>
         <w:rPr>
@@ -32922,11 +32663,7 @@
         <w:pStyle w:val="Normal"/>
         <w:spacing w:lineRule="auto" w:line="360"/>
         <w:ind w:hangingChars="130" w:startChars="0" w:start="0" w:endChars="0" w:end="0"/>
-        <w:rPr>
-          <w:rFonts w:ascii="Times New Roman" w:hAnsi="Times New Roman" w:eastAsia="新宋体" w:cs="Times New Roman" w:hint="eastAsia"/>
-          <w:sz w:val="24"/>
-          <w:szCs w:val="24"/>
-        </w:rPr>
+        <w:rPr/>
       </w:pPr>
       <w:r>
         <w:rPr>
@@ -33106,11 +32843,7 @@
         <w:pStyle w:val="Normal"/>
         <w:spacing w:lineRule="auto" w:line="360"/>
         <w:ind w:hangingChars="130" w:startChars="0" w:start="0" w:endChars="0" w:end="0"/>
-        <w:rPr>
-          <w:rFonts w:ascii="Times New Roman" w:hAnsi="Times New Roman" w:eastAsia="新宋体" w:cs="Times New Roman" w:hint="eastAsia"/>
-          <w:sz w:val="24"/>
-          <w:szCs w:val="24"/>
-        </w:rPr>
+        <w:rPr/>
       </w:pPr>
       <w:r>
         <w:rPr>
@@ -36408,11 +36141,7 @@
         <w:pStyle w:val="Normal"/>
         <w:spacing w:lineRule="auto" w:line="360"/>
         <w:ind w:hangingChars="130" w:startChars="0" w:start="0" w:endChars="0" w:end="0"/>
-        <w:rPr>
-          <w:rFonts w:ascii="Times New Roman" w:hAnsi="Times New Roman" w:eastAsia="新宋体" w:cs="Times New Roman" w:hint="eastAsia"/>
-          <w:sz w:val="24"/>
-          <w:szCs w:val="24"/>
-        </w:rPr>
+        <w:rPr/>
       </w:pPr>
       <w:r>
         <w:rPr>
@@ -37460,11 +37189,7 @@
         <w:pStyle w:val="Normal"/>
         <w:spacing w:lineRule="auto" w:line="360"/>
         <w:ind w:hangingChars="130" w:startChars="0" w:start="0" w:endChars="0" w:end="0"/>
-        <w:rPr>
-          <w:rFonts w:ascii="Times New Roman" w:hAnsi="Times New Roman" w:eastAsia="新宋体" w:cs="Times New Roman" w:hint="eastAsia"/>
-          <w:sz w:val="24"/>
-          <w:szCs w:val="24"/>
-        </w:rPr>
+        <w:rPr/>
       </w:pPr>
       <w:r>
         <w:rPr>
@@ -39045,11 +38770,7 @@
         <w:pStyle w:val="Normal"/>
         <w:spacing w:lineRule="auto" w:line="360"/>
         <w:ind w:hangingChars="130" w:startChars="0" w:start="0" w:endChars="0" w:end="0"/>
-        <w:rPr>
-          <w:rFonts w:ascii="Times New Roman" w:hAnsi="Times New Roman" w:eastAsia="新宋体" w:cs="Times New Roman" w:hint="eastAsia"/>
-          <w:sz w:val="24"/>
-          <w:szCs w:val="24"/>
-        </w:rPr>
+        <w:rPr/>
       </w:pPr>
       <w:r>
         <w:rPr>
@@ -42270,11 +41991,7 @@
         <w:pStyle w:val="Normal"/>
         <w:spacing w:lineRule="auto" w:line="360"/>
         <w:ind w:hangingChars="130" w:startChars="0" w:start="0" w:endChars="0" w:end="0"/>
-        <w:rPr>
-          <w:rFonts w:ascii="Times New Roman" w:hAnsi="Times New Roman" w:eastAsia="新宋体" w:cs="Times New Roman" w:hint="eastAsia"/>
-          <w:sz w:val="24"/>
-          <w:szCs w:val="24"/>
-        </w:rPr>
+        <w:rPr/>
       </w:pPr>
       <w:r>
         <w:rPr>
@@ -42328,11 +42045,7 @@
         <w:pStyle w:val="Normal"/>
         <w:spacing w:lineRule="auto" w:line="360"/>
         <w:ind w:hangingChars="130" w:startChars="0" w:start="0" w:endChars="0" w:end="0"/>
-        <w:rPr>
-          <w:rFonts w:ascii="Times New Roman" w:hAnsi="Times New Roman" w:eastAsia="新宋体" w:cs="Times New Roman" w:hint="eastAsia"/>
-          <w:sz w:val="24"/>
-          <w:szCs w:val="24"/>
-        </w:rPr>
+        <w:rPr/>
       </w:pPr>
       <w:r>
         <w:rPr>
@@ -42386,11 +42099,7 @@
         <w:pStyle w:val="Normal"/>
         <w:spacing w:lineRule="auto" w:line="360"/>
         <w:ind w:hangingChars="130" w:startChars="0" w:start="0" w:endChars="0" w:end="0"/>
-        <w:rPr>
-          <w:rFonts w:ascii="Times New Roman" w:hAnsi="Times New Roman" w:eastAsia="新宋体" w:cs="Times New Roman" w:hint="eastAsia"/>
-          <w:sz w:val="24"/>
-          <w:szCs w:val="24"/>
-        </w:rPr>
+        <w:rPr/>
       </w:pPr>
       <w:r>
         <w:rPr>
@@ -42444,7 +42153,9 @@
         <w:pStyle w:val="Normal"/>
         <w:spacing w:lineRule="auto" w:line="360"/>
         <w:ind w:hangingChars="130" w:startChars="0" w:start="0" w:endChars="0" w:end="0"/>
-        <w:rPr/>
+        <w:rPr>
+          <w:rFonts w:eastAsia="新宋体" w:hint="eastAsia"/>
+        </w:rPr>
       </w:pPr>
       <w:r>
         <w:rPr>
@@ -42567,7 +42278,7 @@
         <w:sz w:val="24"/>
         <w:szCs w:val="24"/>
       </w:rPr>
-      <w:t>23</w:t>
+      <w:t>39</w:t>
     </w:r>
     <w:r>
       <w:rPr>
@@ -42619,7 +42330,7 @@
         <w:sz w:val="24"/>
         <w:szCs w:val="24"/>
       </w:rPr>
-      <w:t>23</w:t>
+      <w:t>39</w:t>
     </w:r>
     <w:r>
       <w:rPr>
@@ -42674,7 +42385,7 @@
   <w:docDefaults>
     <w:rPrDefault>
       <w:rPr>
-        <w:rFonts w:ascii="Liberation Serif" w:hAnsi="Liberation Serif" w:eastAsia="Linux Libertine G" w:cs="Noto Sans"/>
+        <w:rFonts w:ascii="Liberation Serif" w:hAnsi="Liberation Serif" w:eastAsia="华文宋体" w:cs="Arial Unicode MS"/>
         <w:sz w:val="24"/>
         <w:szCs w:val="24"/>
         <w:lang w:val="en-US" w:eastAsia="zh-CN" w:bidi="hi-IN"/>
@@ -42770,7 +42481,7 @@
       <w:spacing w:before="240" w:after="120"/>
     </w:pPr>
     <w:rPr>
-      <w:rFonts w:ascii="Liberation Sans" w:hAnsi="Liberation Sans" w:eastAsia="Linux Libertine G" w:cs="Noto Sans"/>
+      <w:rFonts w:ascii="Liberation Sans" w:hAnsi="Liberation Sans" w:eastAsia="Arial Unicode MS" w:cs="Arial Unicode MS"/>
       <w:sz w:val="28"/>
       <w:szCs w:val="28"/>
     </w:rPr>
@@ -42788,7 +42499,7 @@
     <w:basedOn w:val="BodyText"/>
     <w:pPr/>
     <w:rPr>
-      <w:rFonts w:cs="Noto Sans"/>
+      <w:rFonts w:cs="Arial Unicode MS"/>
     </w:rPr>
   </w:style>
   <w:style w:type="paragraph" w:styleId="Caption">
@@ -42800,7 +42511,7 @@
       <w:spacing w:before="120" w:after="120"/>
     </w:pPr>
     <w:rPr>
-      <w:rFonts w:cs="Noto Sans"/>
+      <w:rFonts w:cs="Arial Unicode MS"/>
       <w:i/>
       <w:iCs/>
       <w:sz w:val="24"/>
@@ -42815,7 +42526,7 @@
       <w:suppressLineNumbers/>
     </w:pPr>
     <w:rPr>
-      <w:rFonts w:cs="Noto Sans"/>
+      <w:rFonts w:cs="Arial Unicode MS"/>
     </w:rPr>
   </w:style>
   <w:style w:type="paragraph" w:styleId="Style21">
